--- a/16-documentacion-final/formatos-llenos/F02_Aprobacion_Asesor.docx
+++ b/16-documentacion-final/formatos-llenos/F02_Aprobacion_Asesor.docx
@@ -1106,9 +1106,9 @@
     <w:basedOn w:val="Normal"/>
     <w:link w:val="BodyTextChar"/>
     <w:pPr>
-      <w:spacing w:after="0" w:before="0" w:line="240" w:lineRule="auto"/>
+      <w:spacing w:after="160" w:before="0" w:line="240" w:lineRule="auto"/>
       <w:ind w:firstLine="720"/>
-      <w:jc w:val="left"/>
+      <w:jc w:val="both"/>
     </w:pPr>
     <w:qFormat/>
     <w:rPr>
@@ -1122,9 +1122,9 @@
     <w:next w:val="BodyText"/>
     <w:qFormat/>
     <w:pPr>
-      <w:spacing w:after="0" w:before="0" w:line="240" w:lineRule="auto"/>
+      <w:spacing w:after="160" w:before="0" w:line="240" w:lineRule="auto"/>
       <w:ind w:firstLine="720"/>
-      <w:jc w:val="left"/>
+      <w:jc w:val="both"/>
     </w:pPr>
     <w:rPr>
       <w:rFonts w:ascii="Times New Roman" w:cs="Times New Roman" w:eastAsia="Times New Roman" w:hAnsi="Times New Roman"/>
@@ -1678,6 +1678,74 @@
       <w:spacing w:after="0" w:before="0" w:line="240" w:lineRule="auto"/>
       <w:ind w:firstLine="0"/>
       <w:jc w:val="center"/>
+    </w:pPr>
+    <w:rPr>
+      <w:rFonts w:ascii="Times New Roman" w:cs="Times New Roman" w:eastAsia="Times New Roman" w:hAnsi="Times New Roman"/>
+      <w:sz w:val="24"/>
+    </w:rPr>
+  </w:style>
+  <w:style w:customStyle="1" w:styleId="TableLabel" w:type="paragraph">
+    <w:name w:val="TableLabel"/>
+    <w:pPr>
+      <w:keepNext/>
+      <w:spacing w:after="0" w:before="240" w:line="240" w:lineRule="auto"/>
+      <w:ind w:firstLine="0"/>
+      <w:jc w:val="left"/>
+    </w:pPr>
+    <w:rPr>
+      <w:rFonts w:ascii="Times New Roman" w:cs="Times New Roman" w:eastAsia="Times New Roman" w:hAnsi="Times New Roman"/>
+      <w:b/>
+      <w:sz w:val="24"/>
+    </w:rPr>
+  </w:style>
+  <w:style w:customStyle="1" w:styleId="TableTitle" w:type="paragraph">
+    <w:name w:val="TableTitle"/>
+    <w:pPr>
+      <w:keepNext/>
+      <w:spacing w:after="120" w:before="0" w:line="240" w:lineRule="auto"/>
+      <w:ind w:firstLine="0"/>
+      <w:jc w:val="left"/>
+    </w:pPr>
+    <w:rPr>
+      <w:rFonts w:ascii="Times New Roman" w:cs="Times New Roman" w:eastAsia="Times New Roman" w:hAnsi="Times New Roman"/>
+      <w:b w:val="0"/>
+      <w:i/>
+      <w:sz w:val="24"/>
+    </w:rPr>
+  </w:style>
+  <w:style w:customStyle="1" w:styleId="TocEntry" w:type="paragraph">
+    <w:name w:val="TocEntry"/>
+    <w:pPr>
+      <w:tabs>
+        <w:tab w:leader="dot" w:pos="9360" w:val="right"/>
+      </w:tabs>
+      <w:spacing w:after="80" w:before="0" w:line="240" w:lineRule="auto"/>
+      <w:ind w:firstLine="0"/>
+      <w:jc w:val="left"/>
+    </w:pPr>
+    <w:rPr>
+      <w:rFonts w:ascii="Times New Roman" w:cs="Times New Roman" w:eastAsia="Times New Roman" w:hAnsi="Times New Roman"/>
+      <w:sz w:val="24"/>
+    </w:rPr>
+  </w:style>
+  <w:style w:customStyle="1" w:styleId="LetterRight" w:type="paragraph">
+    <w:name w:val="LetterRight"/>
+    <w:pPr>
+      <w:spacing w:after="240" w:before="0" w:line="240" w:lineRule="auto"/>
+      <w:ind w:firstLine="0"/>
+      <w:jc w:val="right"/>
+    </w:pPr>
+    <w:rPr>
+      <w:rFonts w:ascii="Times New Roman" w:cs="Times New Roman" w:eastAsia="Times New Roman" w:hAnsi="Times New Roman"/>
+      <w:sz w:val="24"/>
+    </w:rPr>
+  </w:style>
+  <w:style w:customStyle="1" w:styleId="LetterBlock" w:type="paragraph">
+    <w:name w:val="LetterBlock"/>
+    <w:pPr>
+      <w:spacing w:after="240" w:before="0" w:line="240" w:lineRule="auto"/>
+      <w:ind w:firstLine="0"/>
+      <w:jc w:val="left"/>
     </w:pPr>
     <w:rPr>
       <w:rFonts w:ascii="Times New Roman" w:cs="Times New Roman" w:eastAsia="Times New Roman" w:hAnsi="Times New Roman"/>
